--- a/companies/meridian-actuarial/People/2023.08.02 - Onboarding - Nicole Hanna.docx
+++ b/companies/meridian-actuarial/People/2023.08.02 - Onboarding - Nicole Hanna.docx
@@ -3,65 +3,52 @@
 <w:document xmlns:wpc="http://schemas.microsoft.com/office/word/2010/wordprocessingCanvas" xmlns:mo="http://schemas.microsoft.com/office/mac/office/2008/main" xmlns:mc="http://schemas.openxmlformats.org/markup-compatibility/2006" xmlns:mv="urn:schemas-microsoft-com:mac:vml" xmlns:o="urn:schemas-microsoft-com:office:office" xmlns:r="http://schemas.openxmlformats.org/officeDocument/2006/relationships" xmlns:m="http://schemas.openxmlformats.org/officeDocument/2006/math" xmlns:v="urn:schemas-microsoft-com:vml" xmlns:wp14="http://schemas.microsoft.com/office/word/2010/wordprocessingDrawing" xmlns:wp="http://schemas.openxmlformats.org/drawingml/2006/wordprocessingDrawing" xmlns:w10="urn:schemas-microsoft-com:office:word" xmlns:w="http://schemas.openxmlformats.org/wordprocessingml/2006/main" xmlns:w14="http://schemas.microsoft.com/office/word/2010/wordml" xmlns:wpg="http://schemas.microsoft.com/office/word/2010/wordprocessingGroup" xmlns:wpi="http://schemas.microsoft.com/office/word/2010/wordprocessingInk" xmlns:wne="http://schemas.microsoft.com/office/word/2006/wordml" xmlns:wps="http://schemas.microsoft.com/office/word/2010/wordprocessingShape" mc:Ignorable="w14 wp14">
   <w:body>
     <w:p>
-      <w:pPr>
-        <w:pStyle w:val="Heading1"/>
-      </w:pPr>
       <w:r>
-        <w:t>Onboarding Record: Nicole Hanna</w:t>
+        <w:t>Nicole Hanna, welcome. Here is the first-week orientation in writing, which I find wears better than anything said in passing on a busy morning. The firm has grown enough that no one person can walk you through the whole of it anymore, so consider this the map.</w:t>
       </w:r>
     </w:p>
     <w:p>
       <w:r>
-        <w:t>Prepared by Robert Lawrence, Managing Actuary. Copy to the personnel file.</w:t>
+        <w:t>You join us as an Actuarial Associate on the consulting bench. Your work will be valuation support and data checks: taking the client files a valuation rests on and testing that they hold up before the numbers built on them go any further. You will report to Jennifer Vasquez, our Consulting Actuary. She sets the schedule and the assignments, and she is the first person to raise a question with when a file or a figure does not check out.</w:t>
       </w:r>
     </w:p>
     <w:p>
       <w:r>
-        <w:t>Nicole Hanna joins the Consulting group today as an Actuarial Associate. She is early in the practice and we hired her that way on purpose. The mechanical work of a valuation is learned by doing it under someone who has done it, and there is a limit to how much of that can be skipped.</w:t>
+        <w:t>A few things for the early going:</w:t>
       </w:r>
     </w:p>
     <w:p>
       <w:pPr>
-        <w:pStyle w:val="Heading2"/>
+        <w:pStyle w:val="ListBullet"/>
       </w:pPr>
       <w:r>
-        <w:t>Role and Reporting</w:t>
+        <w:t>Begin by running the data checks on a valuation already in progress, and follow what happens to a file once it clears them. Seeing where your checks feed into the result is the fastest way to understand why they matter.</w:t>
+      </w:r>
+    </w:p>
+    <w:p>
+      <w:pPr>
+        <w:pStyle w:val="ListBullet"/>
+      </w:pPr>
+      <w:r>
+        <w:t>Keep the two things separate in your notes: what a file actually shows, and what has been assumed about it. Write down which is which. It is the habit the whole firm is built on, and you will hear me press on it more than once.</w:t>
+      </w:r>
+    </w:p>
+    <w:p>
+      <w:pPr>
+        <w:pStyle w:val="ListBullet"/>
+      </w:pPr>
+      <w:r>
+        <w:t>When a check turns up something that does not reconcile, raise it before it travels any further. A discrepancy caught at the data stage is a note; the same discrepancy caught in a filed report is a problem.</w:t>
       </w:r>
     </w:p>
     <w:p>
       <w:r>
-        <w:t>Nicole reports to me and works across the consulting engagements as the schedule requires; she is not assigned to one client. Her first responsibilities are the mechanical passes: census reconciliation, tie-outs between the workbook and the report, and the checks that confirm an exhibit says what the exhibit behind it says. Work of that kind is the foundation the rest of the report stands on, and it is given to the newest person here because it is where the newest person learns what the numbers are made of, not because it is unimportant.</w:t>
-      </w:r>
-    </w:p>
-    <w:p>
-      <w:pPr>
-        <w:pStyle w:val="Heading2"/>
-      </w:pPr>
-      <w:r>
-        <w:t>First Period</w:t>
+        <w:t>It helps to keep in mind whom this is all for. Our clients fund pensions and benefits that come due long into the future, and the decisions they make rest on numbers we certify. A file that quietly does not tie can carry all the way through to an opinion if no one stops it, which is exactly the work you are here to do. Find me in your first week and we will sit with a live valuation, so you can see where your checks fit into the whole. We are glad you have joined us.</w:t>
       </w:r>
     </w:p>
     <w:p>
       <w:r>
-        <w:t>The first week is accounts, access, the standards library, and the working paper conventions, which are not optional and are not a matter of taste. She should read two or three completed files end to end before she touches a live one. Through her first month she works alongside the associates on current engagements with everything she produces reviewed line by line, and I would rather she ask three questions than guess once. Her drafts will be marked up heavily and that is not a verdict on her; the review is heavy here for everybody, and the day it stops being heavy is the day to worry.</w:t>
-      </w:r>
-    </w:p>
-    <w:p>
-      <w:pPr>
-        <w:pStyle w:val="Heading2"/>
-      </w:pPr>
-      <w:r>
-        <w:t>Expectations</w:t>
-      </w:r>
-    </w:p>
-    <w:p>
-      <w:r>
-        <w:t>Two things I will keep saying to her until they are habit. First, the sentence that reports a number and the sentence that judges it are different sentences, and they belong in different paragraphs; a draft that blends them will come back. Second, when a figure will not reconcile, say so while it will not reconcile, not after it has been resolved by someone else. An error found early is a data question. The same error found late is a correction to a signed report, and I have written that letter and would prefer not to write it again.</w:t>
-      </w:r>
-    </w:p>
-    <w:p>
-      <w:r>
-        <w:t>Nicole Hanna asks the follow-up question that shows she understood the first answer, which is the trait I look for and the one that is hardest to teach. Nothing else in this record matters as much as that.</w:t>
+        <w:t>Robert Lawrence, Managing Actuary</w:t>
       </w:r>
     </w:p>
     <w:sectPr>
